--- a/docx/v6/3_旗艦版/遊戲平台管理系統_UI設計_整合版_旗艦版.docx
+++ b/docx/v6/3_旗艦版/遊戲平台管理系統_UI設計_整合版_旗艦版.docx
@@ -2,7 +2,7 @@
 <file path=word/document.xml><?xml version="1.0" encoding="utf-8"?>
 <w:document xmlns:w="http://schemas.openxmlformats.org/wordprocessingml/2006/main" xmlns:m="http://schemas.openxmlformats.org/officeDocument/2006/math" xmlns:r="http://schemas.openxmlformats.org/officeDocument/2006/relationships" xmlns:o="urn:schemas-microsoft-com:office:office" xmlns:v="urn:schemas-microsoft-com:vml" xmlns:w10="urn:schemas-microsoft-com:office:word" xmlns:a="http://schemas.openxmlformats.org/drawingml/2006/main" xmlns:pic="http://schemas.openxmlformats.org/drawingml/2006/picture" xmlns:wp="http://schemas.openxmlformats.org/drawingml/2006/wordprocessingDrawing">
   <w:body>
-    <w:bookmarkStart w:id="44" w:name="ui-設計詳細說明文件"/>
+    <w:bookmarkStart w:id="56" w:name="ui-設計詳細說明文件"/>
     <w:p>
       <w:pPr>
         <w:pStyle w:val="Heading1"/>
@@ -2358,7 +2358,7 @@
     </w:p>
     <w:bookmarkEnd w:id="22"/>
     <w:bookmarkEnd w:id="23"/>
-    <w:bookmarkStart w:id="28" w:name="介面設計文字框"/>
+    <w:bookmarkStart w:id="40" w:name="介面設計文字框"/>
     <w:p>
       <w:pPr>
         <w:pStyle w:val="Heading2"/>
@@ -2373,7 +2373,7 @@
         <w:t xml:space="preserve">介面設計文字框</w:t>
       </w:r>
     </w:p>
-    <w:bookmarkStart w:id="24" w:name="集中式後台---登入頁面"/>
+    <w:bookmarkStart w:id="27" w:name="集中式後台---登入頁面"/>
     <w:p>
       <w:pPr>
         <w:pStyle w:val="Heading3"/>
@@ -2399,253 +2399,64 @@
     </w:p>
     <w:p>
       <w:pPr>
-        <w:pStyle w:val="SourceCode"/>
-      </w:pPr>
-      <w:r>
-        <w:rPr>
-          <w:rStyle w:val="VerbatimChar"/>
-        </w:rPr>
-        <w:t xml:space="preserve">+======================================================================+</w:t>
-      </w:r>
-      <w:r>
-        <w:br/>
-      </w:r>
-      <w:r>
-        <w:rPr>
-          <w:rStyle w:val="VerbatimChar"/>
-        </w:rPr>
-        <w:t xml:space="preserve">|                                                                      |</w:t>
-      </w:r>
-      <w:r>
-        <w:br/>
-      </w:r>
-      <w:r>
-        <w:rPr>
-          <w:rStyle w:val="VerbatimChar"/>
-        </w:rPr>
-        <w:t xml:space="preserve">|                    </w:t>
-      </w:r>
-      <w:r>
-        <w:rPr>
-          <w:rStyle w:val="VerbatimChar"/>
-          <w:rFonts w:hint="eastAsia"/>
-        </w:rPr>
-        <w:t xml:space="preserve">遊戲平台管理系統</w:t>
-      </w:r>
-      <w:r>
-        <w:rPr>
-          <w:rStyle w:val="VerbatimChar"/>
-        </w:rPr>
-        <w:t xml:space="preserve">                                    |</w:t>
-      </w:r>
-      <w:r>
-        <w:br/>
-      </w:r>
-      <w:r>
-        <w:rPr>
-          <w:rStyle w:val="VerbatimChar"/>
-        </w:rPr>
-        <w:t xml:space="preserve">|                         LOGO                                         |</w:t>
-      </w:r>
-      <w:r>
-        <w:br/>
-      </w:r>
-      <w:r>
-        <w:rPr>
-          <w:rStyle w:val="VerbatimChar"/>
-        </w:rPr>
-        <w:t xml:space="preserve">|                                                                      |</w:t>
-      </w:r>
-      <w:r>
-        <w:br/>
-      </w:r>
-      <w:r>
-        <w:rPr>
-          <w:rStyle w:val="VerbatimChar"/>
-        </w:rPr>
-        <w:t xml:space="preserve">|  +--------------------------------------------------------------+   |</w:t>
-      </w:r>
-      <w:r>
-        <w:br/>
-      </w:r>
-      <w:r>
-        <w:rPr>
-          <w:rStyle w:val="VerbatimChar"/>
-        </w:rPr>
-        <w:t xml:space="preserve">|  |  </w:t>
-      </w:r>
-      <w:r>
-        <w:rPr>
-          <w:rStyle w:val="VerbatimChar"/>
-          <w:rFonts w:hint="eastAsia"/>
-        </w:rPr>
-        <w:t xml:space="preserve">使用者帳號:</w:t>
-      </w:r>
-      <w:r>
-        <w:rPr>
-          <w:rStyle w:val="VerbatimChar"/>
-        </w:rPr>
-        <w:t xml:space="preserve">                                                   |   |</w:t>
-      </w:r>
-      <w:r>
-        <w:br/>
-      </w:r>
-      <w:r>
-        <w:rPr>
-          <w:rStyle w:val="VerbatimChar"/>
-        </w:rPr>
-        <w:t xml:space="preserve">|  |  [ admin                                              ]       |   |</w:t>
-      </w:r>
-      <w:r>
-        <w:br/>
-      </w:r>
-      <w:r>
-        <w:rPr>
-          <w:rStyle w:val="VerbatimChar"/>
-        </w:rPr>
-        <w:t xml:space="preserve">|  +--------------------------------------------------------------+   |</w:t>
-      </w:r>
-      <w:r>
-        <w:br/>
-      </w:r>
-      <w:r>
-        <w:rPr>
-          <w:rStyle w:val="VerbatimChar"/>
-        </w:rPr>
-        <w:t xml:space="preserve">|                                                                      |</w:t>
-      </w:r>
-      <w:r>
-        <w:br/>
-      </w:r>
-      <w:r>
-        <w:rPr>
-          <w:rStyle w:val="VerbatimChar"/>
-        </w:rPr>
-        <w:t xml:space="preserve">|  +--------------------------------------------------------------+   |</w:t>
-      </w:r>
-      <w:r>
-        <w:br/>
-      </w:r>
-      <w:r>
-        <w:rPr>
-          <w:rStyle w:val="VerbatimChar"/>
-        </w:rPr>
-        <w:t xml:space="preserve">|  |  </w:t>
-      </w:r>
-      <w:r>
-        <w:rPr>
-          <w:rStyle w:val="VerbatimChar"/>
-          <w:rFonts w:hint="eastAsia"/>
-        </w:rPr>
-        <w:t xml:space="preserve">密碼:</w:t>
-      </w:r>
-      <w:r>
-        <w:rPr>
-          <w:rStyle w:val="VerbatimChar"/>
-        </w:rPr>
-        <w:t xml:space="preserve">                                                         |   |</w:t>
-      </w:r>
-      <w:r>
-        <w:br/>
-      </w:r>
-      <w:r>
-        <w:rPr>
-          <w:rStyle w:val="VerbatimChar"/>
-        </w:rPr>
-        <w:t xml:space="preserve">|  |  [ ************************************ ]                    |   |</w:t>
-      </w:r>
-      <w:r>
-        <w:br/>
-      </w:r>
-      <w:r>
-        <w:rPr>
-          <w:rStyle w:val="VerbatimChar"/>
-        </w:rPr>
-        <w:t xml:space="preserve">|  +--------------------------------------------------------------+   |</w:t>
-      </w:r>
-      <w:r>
-        <w:br/>
-      </w:r>
-      <w:r>
-        <w:rPr>
-          <w:rStyle w:val="VerbatimChar"/>
-        </w:rPr>
-        <w:t xml:space="preserve">|                                                                      |</w:t>
-      </w:r>
-      <w:r>
-        <w:br/>
-      </w:r>
-      <w:r>
-        <w:rPr>
-          <w:rStyle w:val="VerbatimChar"/>
-        </w:rPr>
-        <w:t xml:space="preserve">|              [ </w:t>
-      </w:r>
-      <w:r>
-        <w:rPr>
-          <w:rStyle w:val="VerbatimChar"/>
-          <w:rFonts w:hint="eastAsia"/>
-        </w:rPr>
-        <w:t xml:space="preserve">登入</w:t>
-      </w:r>
-      <w:r>
-        <w:rPr>
-          <w:rStyle w:val="VerbatimChar"/>
-        </w:rPr>
-        <w:t xml:space="preserve"> ]                                                |</w:t>
-      </w:r>
-      <w:r>
-        <w:br/>
-      </w:r>
-      <w:r>
-        <w:rPr>
-          <w:rStyle w:val="VerbatimChar"/>
-        </w:rPr>
-        <w:t xml:space="preserve">|                                                                      |</w:t>
-      </w:r>
-      <w:r>
-        <w:br/>
-      </w:r>
-      <w:r>
-        <w:rPr>
-          <w:rStyle w:val="VerbatimChar"/>
-        </w:rPr>
-        <w:t xml:space="preserve">|  © 2026 </w:t>
-      </w:r>
-      <w:r>
-        <w:rPr>
-          <w:rStyle w:val="VerbatimChar"/>
-          <w:rFonts w:hint="eastAsia"/>
-        </w:rPr>
-        <w:t xml:space="preserve">遊戲平台管理系統</w:t>
-      </w:r>
-      <w:r>
-        <w:rPr>
-          <w:rStyle w:val="VerbatimChar"/>
-        </w:rPr>
-        <w:t xml:space="preserve"> v3.0                                      |</w:t>
-      </w:r>
-      <w:r>
-        <w:br/>
-      </w:r>
-      <w:r>
-        <w:rPr>
-          <w:rStyle w:val="VerbatimChar"/>
-        </w:rPr>
-        <w:t xml:space="preserve">|                                                                      |</w:t>
-      </w:r>
-      <w:r>
-        <w:br/>
-      </w:r>
-      <w:r>
-        <w:rPr>
-          <w:rStyle w:val="VerbatimChar"/>
-        </w:rPr>
-        <w:t xml:space="preserve">+======================================================================+</w:t>
-      </w:r>
-    </w:p>
-    <w:bookmarkEnd w:id="24"/>
-    <w:bookmarkStart w:id="25" w:name="集中式後台---ota-版本管理"/>
+        <w:pStyle w:val="CaptionedFigure"/>
+      </w:pPr>
+      <w:r>
+        <w:drawing>
+          <wp:inline>
+            <wp:extent cx="5334000" cy="3333750"/>
+            <wp:effectExtent b="0" l="0" r="0" t="0"/>
+            <wp:docPr descr="登入頁面" title="" id="25" name="Picture"/>
+            <a:graphic>
+              <a:graphicData uri="http://schemas.openxmlformats.org/drawingml/2006/picture">
+                <pic:pic>
+                  <pic:nvPicPr>
+                    <pic:cNvPr descr="../assets/mockup_login.png" id="26" name="Picture"/>
+                    <pic:cNvPicPr>
+                      <a:picLocks noChangeArrowheads="1" noChangeAspect="1"/>
+                    </pic:cNvPicPr>
+                  </pic:nvPicPr>
+                  <pic:blipFill>
+                    <a:blip r:embed="rId24"/>
+                    <a:stretch>
+                      <a:fillRect/>
+                    </a:stretch>
+                  </pic:blipFill>
+                  <pic:spPr bwMode="auto">
+                    <a:xfrm>
+                      <a:off x="0" y="0"/>
+                      <a:ext cx="5334000" cy="3333750"/>
+                    </a:xfrm>
+                    <a:prstGeom prst="rect">
+                      <a:avLst/>
+                    </a:prstGeom>
+                    <a:noFill/>
+                    <a:ln w="9525">
+                      <a:noFill/>
+                      <a:headEnd/>
+                      <a:tailEnd/>
+                    </a:ln>
+                  </pic:spPr>
+                </pic:pic>
+              </a:graphicData>
+            </a:graphic>
+          </wp:inline>
+        </w:drawing>
+      </w:r>
+    </w:p>
+    <w:p>
+      <w:pPr>
+        <w:pStyle w:val="ImageCaption"/>
+      </w:pPr>
+      <w:r>
+        <w:rPr>
+          <w:rFonts w:hint="eastAsia"/>
+        </w:rPr>
+        <w:t xml:space="preserve">登入頁面</w:t>
+      </w:r>
+    </w:p>
+    <w:bookmarkEnd w:id="27"/>
+    <w:bookmarkStart w:id="31" w:name="集中式後台---ota-版本管理"/>
     <w:p>
       <w:pPr>
         <w:pStyle w:val="Heading3"/>
@@ -2671,493 +2482,70 @@
     </w:p>
     <w:p>
       <w:pPr>
-        <w:pStyle w:val="SourceCode"/>
-      </w:pPr>
-      <w:r>
-        <w:rPr>
-          <w:rStyle w:val="VerbatimChar"/>
-        </w:rPr>
-        <w:t xml:space="preserve">+======================================================================+</w:t>
-      </w:r>
-      <w:r>
-        <w:br/>
-      </w:r>
-      <w:r>
-        <w:rPr>
-          <w:rStyle w:val="VerbatimChar"/>
-        </w:rPr>
-        <w:t xml:space="preserve">|  </w:t>
-      </w:r>
-      <w:r>
-        <w:rPr>
-          <w:rStyle w:val="VerbatimChar"/>
-          <w:rFonts w:hint="eastAsia"/>
-        </w:rPr>
-        <w:t xml:space="preserve">[系統LOGO]</w:t>
-      </w:r>
-      <w:r>
-        <w:rPr>
-          <w:rStyle w:val="VerbatimChar"/>
-        </w:rPr>
-        <w:t xml:space="preserve">    </w:t>
-      </w:r>
-      <w:r>
-        <w:rPr>
-          <w:rStyle w:val="VerbatimChar"/>
-          <w:rFonts w:hint="eastAsia"/>
-        </w:rPr>
-        <w:t xml:space="preserve">[儀表板]</w:t>
-      </w:r>
-      <w:r>
-        <w:rPr>
-          <w:rStyle w:val="VerbatimChar"/>
-        </w:rPr>
-        <w:t xml:space="preserve"> </w:t>
-      </w:r>
-      <w:r>
-        <w:rPr>
-          <w:rStyle w:val="VerbatimChar"/>
-          <w:rFonts w:hint="eastAsia"/>
-        </w:rPr>
-        <w:t xml:space="preserve">[機台]</w:t>
-      </w:r>
-      <w:r>
-        <w:rPr>
-          <w:rStyle w:val="VerbatimChar"/>
-        </w:rPr>
-        <w:t xml:space="preserve"> </w:t>
-      </w:r>
-      <w:r>
-        <w:rPr>
-          <w:rStyle w:val="VerbatimChar"/>
-          <w:rFonts w:hint="eastAsia"/>
-        </w:rPr>
-        <w:t xml:space="preserve">[遊戲]</w:t>
-      </w:r>
-      <w:r>
-        <w:rPr>
-          <w:rStyle w:val="VerbatimChar"/>
-        </w:rPr>
-        <w:t xml:space="preserve"> </w:t>
-      </w:r>
-      <w:r>
-        <w:rPr>
-          <w:rStyle w:val="VerbatimChar"/>
-          <w:rFonts w:hint="eastAsia"/>
-        </w:rPr>
-        <w:t xml:space="preserve">[版本]</w:t>
-      </w:r>
-      <w:r>
-        <w:rPr>
-          <w:rStyle w:val="VerbatimChar"/>
-        </w:rPr>
-        <w:t xml:space="preserve"> </w:t>
-      </w:r>
-      <w:r>
-        <w:rPr>
-          <w:rStyle w:val="VerbatimChar"/>
-          <w:rFonts w:hint="eastAsia"/>
-        </w:rPr>
-        <w:t xml:space="preserve">[監控]</w:t>
-      </w:r>
-      <w:r>
-        <w:rPr>
-          <w:rStyle w:val="VerbatimChar"/>
-        </w:rPr>
-        <w:t xml:space="preserve"> </w:t>
-      </w:r>
-      <w:r>
-        <w:rPr>
-          <w:rStyle w:val="VerbatimChar"/>
-          <w:rFonts w:hint="eastAsia"/>
-        </w:rPr>
-        <w:t xml:space="preserve">[對帳]</w:t>
-      </w:r>
-      <w:r>
-        <w:rPr>
-          <w:rStyle w:val="VerbatimChar"/>
-        </w:rPr>
-        <w:t xml:space="preserve"> </w:t>
-      </w:r>
-      <w:r>
-        <w:rPr>
-          <w:rStyle w:val="VerbatimChar"/>
-          <w:rFonts w:hint="eastAsia"/>
-        </w:rPr>
-        <w:t xml:space="preserve">[登出]</w:t>
-      </w:r>
-      <w:r>
-        <w:rPr>
-          <w:rStyle w:val="VerbatimChar"/>
-        </w:rPr>
-        <w:t xml:space="preserve">   |</w:t>
-      </w:r>
-      <w:r>
-        <w:br/>
-      </w:r>
-      <w:r>
-        <w:rPr>
-          <w:rStyle w:val="VerbatimChar"/>
-        </w:rPr>
-        <w:t xml:space="preserve">+======================================================================+</w:t>
-      </w:r>
-      <w:r>
-        <w:br/>
-      </w:r>
-      <w:r>
-        <w:rPr>
-          <w:rStyle w:val="VerbatimChar"/>
-        </w:rPr>
-        <w:t xml:space="preserve">|                                                                      |</w:t>
-      </w:r>
-      <w:r>
-        <w:br/>
-      </w:r>
-      <w:r>
-        <w:rPr>
-          <w:rStyle w:val="VerbatimChar"/>
-        </w:rPr>
-        <w:t xml:space="preserve">|  ████ OTA </w:t>
-      </w:r>
-      <w:r>
-        <w:rPr>
-          <w:rStyle w:val="VerbatimChar"/>
-          <w:rFonts w:hint="eastAsia"/>
-        </w:rPr>
-        <w:t xml:space="preserve">遠端版本派送</w:t>
-      </w:r>
-      <w:r>
-        <w:rPr>
-          <w:rStyle w:val="VerbatimChar"/>
-        </w:rPr>
-        <w:t xml:space="preserve"> ████                                         |</w:t>
-      </w:r>
-      <w:r>
-        <w:br/>
-      </w:r>
-      <w:r>
-        <w:rPr>
-          <w:rStyle w:val="VerbatimChar"/>
-        </w:rPr>
-        <w:t xml:space="preserve">|                                                                      |</w:t>
-      </w:r>
-      <w:r>
-        <w:br/>
-      </w:r>
-      <w:r>
-        <w:rPr>
-          <w:rStyle w:val="VerbatimChar"/>
-        </w:rPr>
-        <w:t xml:space="preserve">|  +----------------------------------------------------------------+  |</w:t>
-      </w:r>
-      <w:r>
-        <w:br/>
-      </w:r>
-      <w:r>
-        <w:rPr>
-          <w:rStyle w:val="VerbatimChar"/>
-        </w:rPr>
-        <w:t xml:space="preserve">|  | </w:t>
-      </w:r>
-      <w:r>
-        <w:rPr>
-          <w:rStyle w:val="VerbatimChar"/>
-          <w:rFonts w:hint="eastAsia"/>
-        </w:rPr>
-        <w:t xml:space="preserve">[上傳新版本]</w:t>
-      </w:r>
-      <w:r>
-        <w:rPr>
-          <w:rStyle w:val="VerbatimChar"/>
-        </w:rPr>
-        <w:t xml:space="preserve">                                                    |  |</w:t>
-      </w:r>
-      <w:r>
-        <w:br/>
-      </w:r>
-      <w:r>
-        <w:rPr>
-          <w:rStyle w:val="VerbatimChar"/>
-        </w:rPr>
-        <w:t xml:space="preserve">|  +----------------------------------------------------------------+  |</w:t>
-      </w:r>
-      <w:r>
-        <w:br/>
-      </w:r>
-      <w:r>
-        <w:rPr>
-          <w:rStyle w:val="VerbatimChar"/>
-        </w:rPr>
-        <w:t xml:space="preserve">|                                                                      |</w:t>
-      </w:r>
-      <w:r>
-        <w:br/>
-      </w:r>
-      <w:r>
-        <w:rPr>
-          <w:rStyle w:val="VerbatimChar"/>
-        </w:rPr>
-        <w:t xml:space="preserve">|  </w:t>
-      </w:r>
-      <w:r>
-        <w:rPr>
-          <w:rStyle w:val="VerbatimChar"/>
-          <w:rFonts w:hint="eastAsia"/>
-        </w:rPr>
-        <w:t xml:space="preserve">版本列表:</w:t>
-      </w:r>
-      <w:r>
-        <w:rPr>
-          <w:rStyle w:val="VerbatimChar"/>
-        </w:rPr>
-        <w:t xml:space="preserve">                                                           |</w:t>
-      </w:r>
-      <w:r>
-        <w:br/>
-      </w:r>
-      <w:r>
-        <w:rPr>
-          <w:rStyle w:val="VerbatimChar"/>
-        </w:rPr>
-        <w:t xml:space="preserve">|  +----------------------------------------------------------------+  |</w:t>
-      </w:r>
-      <w:r>
-        <w:br/>
-      </w:r>
-      <w:r>
-        <w:rPr>
-          <w:rStyle w:val="VerbatimChar"/>
-        </w:rPr>
-        <w:t xml:space="preserve">|  | </w:t>
-      </w:r>
-      <w:r>
-        <w:rPr>
-          <w:rStyle w:val="VerbatimChar"/>
-          <w:rFonts w:hint="eastAsia"/>
-        </w:rPr>
-        <w:t xml:space="preserve">版本號</w:t>
-      </w:r>
-      <w:r>
-        <w:rPr>
-          <w:rStyle w:val="VerbatimChar"/>
-        </w:rPr>
-        <w:t xml:space="preserve"> | </w:t>
-      </w:r>
-      <w:r>
-        <w:rPr>
-          <w:rStyle w:val="VerbatimChar"/>
-          <w:rFonts w:hint="eastAsia"/>
-        </w:rPr>
-        <w:t xml:space="preserve">上傳時間</w:t>
-      </w:r>
-      <w:r>
-        <w:rPr>
-          <w:rStyle w:val="VerbatimChar"/>
-        </w:rPr>
-        <w:t xml:space="preserve"> | </w:t>
-      </w:r>
-      <w:r>
-        <w:rPr>
-          <w:rStyle w:val="VerbatimChar"/>
-          <w:rFonts w:hint="eastAsia"/>
-        </w:rPr>
-        <w:t xml:space="preserve">狀態</w:t>
-      </w:r>
-      <w:r>
-        <w:rPr>
-          <w:rStyle w:val="VerbatimChar"/>
-        </w:rPr>
-        <w:t xml:space="preserve"> | </w:t>
-      </w:r>
-      <w:r>
-        <w:rPr>
-          <w:rStyle w:val="VerbatimChar"/>
-          <w:rFonts w:hint="eastAsia"/>
-        </w:rPr>
-        <w:t xml:space="preserve">機台數</w:t>
-      </w:r>
-      <w:r>
-        <w:rPr>
-          <w:rStyle w:val="VerbatimChar"/>
-        </w:rPr>
-        <w:t xml:space="preserve"> | </w:t>
-      </w:r>
-      <w:r>
-        <w:rPr>
-          <w:rStyle w:val="VerbatimChar"/>
-          <w:rFonts w:hint="eastAsia"/>
-        </w:rPr>
-        <w:t xml:space="preserve">操作</w:t>
-      </w:r>
-      <w:r>
-        <w:rPr>
-          <w:rStyle w:val="VerbatimChar"/>
-        </w:rPr>
-        <w:t xml:space="preserve">                        |  |</w:t>
-      </w:r>
-      <w:r>
-        <w:br/>
-      </w:r>
-      <w:r>
-        <w:rPr>
-          <w:rStyle w:val="VerbatimChar"/>
-        </w:rPr>
-        <w:t xml:space="preserve">|  |--------|----------|------|--------|----------------------------|  |</w:t>
-      </w:r>
-      <w:r>
-        <w:br/>
-      </w:r>
-      <w:r>
-        <w:rPr>
-          <w:rStyle w:val="VerbatimChar"/>
-        </w:rPr>
-        <w:t xml:space="preserve">|  | v2.1.0 | 2026/02/20 | </w:t>
-      </w:r>
-      <w:r>
-        <w:rPr>
-          <w:rStyle w:val="VerbatimChar"/>
-          <w:rFonts w:hint="eastAsia"/>
-        </w:rPr>
-        <w:t xml:space="preserve">已發布</w:t>
-      </w:r>
-      <w:r>
-        <w:rPr>
-          <w:rStyle w:val="VerbatimChar"/>
-        </w:rPr>
-        <w:t xml:space="preserve"> | 45/50 | </w:t>
-      </w:r>
-      <w:r>
-        <w:rPr>
-          <w:rStyle w:val="VerbatimChar"/>
-          <w:rFonts w:hint="eastAsia"/>
-        </w:rPr>
-        <w:t xml:space="preserve">[強制更新]</w:t>
-      </w:r>
-      <w:r>
-        <w:rPr>
-          <w:rStyle w:val="VerbatimChar"/>
-        </w:rPr>
-        <w:t xml:space="preserve"> </w:t>
-      </w:r>
-      <w:r>
-        <w:rPr>
-          <w:rStyle w:val="VerbatimChar"/>
-          <w:rFonts w:hint="eastAsia"/>
-        </w:rPr>
-        <w:t xml:space="preserve">[查看]</w:t>
-      </w:r>
-      <w:r>
-        <w:rPr>
-          <w:rStyle w:val="VerbatimChar"/>
-        </w:rPr>
-        <w:t xml:space="preserve">     |  |</w:t>
-      </w:r>
-      <w:r>
-        <w:br/>
-      </w:r>
-      <w:r>
-        <w:rPr>
-          <w:rStyle w:val="VerbatimChar"/>
-        </w:rPr>
-        <w:t xml:space="preserve">|  | v2.0.5 | 2026/02/15 | </w:t>
-      </w:r>
-      <w:r>
-        <w:rPr>
-          <w:rStyle w:val="VerbatimChar"/>
-          <w:rFonts w:hint="eastAsia"/>
-        </w:rPr>
-        <w:t xml:space="preserve">已發布</w:t>
-      </w:r>
-      <w:r>
-        <w:rPr>
-          <w:rStyle w:val="VerbatimChar"/>
-        </w:rPr>
-        <w:t xml:space="preserve"> | 50/50 | </w:t>
-      </w:r>
-      <w:r>
-        <w:rPr>
-          <w:rStyle w:val="VerbatimChar"/>
-          <w:rFonts w:hint="eastAsia"/>
-        </w:rPr>
-        <w:t xml:space="preserve">[查看]</w:t>
-      </w:r>
-      <w:r>
-        <w:rPr>
-          <w:rStyle w:val="VerbatimChar"/>
-        </w:rPr>
-        <w:t xml:space="preserve">                 |  |</w:t>
-      </w:r>
-      <w:r>
-        <w:br/>
-      </w:r>
-      <w:r>
-        <w:rPr>
-          <w:rStyle w:val="VerbatimChar"/>
-        </w:rPr>
-        <w:t xml:space="preserve">|  | v2.0.4 | 2026/02/10 | </w:t>
-      </w:r>
-      <w:r>
-        <w:rPr>
-          <w:rStyle w:val="VerbatimChar"/>
-          <w:rFonts w:hint="eastAsia"/>
-        </w:rPr>
-        <w:t xml:space="preserve">已撤回</w:t>
-      </w:r>
-      <w:r>
-        <w:rPr>
-          <w:rStyle w:val="VerbatimChar"/>
-        </w:rPr>
-        <w:t xml:space="preserve"> | -     | </w:t>
-      </w:r>
-      <w:r>
-        <w:rPr>
-          <w:rStyle w:val="VerbatimChar"/>
-          <w:rFonts w:hint="eastAsia"/>
-        </w:rPr>
-        <w:t xml:space="preserve">[重新發布]</w:t>
-      </w:r>
-      <w:r>
-        <w:rPr>
-          <w:rStyle w:val="VerbatimChar"/>
-        </w:rPr>
-        <w:t xml:space="preserve">              |  |</w:t>
-      </w:r>
-      <w:r>
-        <w:br/>
-      </w:r>
-      <w:r>
-        <w:rPr>
-          <w:rStyle w:val="VerbatimChar"/>
-        </w:rPr>
-        <w:t xml:space="preserve">|  +----------------------------------------------------------------+  |</w:t>
-      </w:r>
-      <w:r>
-        <w:br/>
-      </w:r>
-      <w:r>
-        <w:rPr>
-          <w:rStyle w:val="VerbatimChar"/>
-        </w:rPr>
-        <w:t xml:space="preserve">|                                                                      |</w:t>
-      </w:r>
-      <w:r>
-        <w:br/>
-      </w:r>
-      <w:r>
-        <w:rPr>
-          <w:rStyle w:val="VerbatimChar"/>
-        </w:rPr>
-        <w:t xml:space="preserve">+======================================================================+</w:t>
-      </w:r>
-    </w:p>
-    <w:bookmarkEnd w:id="25"/>
-    <w:bookmarkStart w:id="26" w:name="集中式後台---硬體監控"/>
+        <w:pStyle w:val="CaptionedFigure"/>
+      </w:pPr>
+      <w:r>
+        <w:drawing>
+          <wp:inline>
+            <wp:extent cx="5334000" cy="3333750"/>
+            <wp:effectExtent b="0" l="0" r="0" t="0"/>
+            <wp:docPr descr="OTA版本派送" title="" id="29" name="Picture"/>
+            <a:graphic>
+              <a:graphicData uri="http://schemas.openxmlformats.org/drawingml/2006/picture">
+                <pic:pic>
+                  <pic:nvPicPr>
+                    <pic:cNvPr descr="../assets/mockup_flg_ota.png" id="30" name="Picture"/>
+                    <pic:cNvPicPr>
+                      <a:picLocks noChangeArrowheads="1" noChangeAspect="1"/>
+                    </pic:cNvPicPr>
+                  </pic:nvPicPr>
+                  <pic:blipFill>
+                    <a:blip r:embed="rId28"/>
+                    <a:stretch>
+                      <a:fillRect/>
+                    </a:stretch>
+                  </pic:blipFill>
+                  <pic:spPr bwMode="auto">
+                    <a:xfrm>
+                      <a:off x="0" y="0"/>
+                      <a:ext cx="5334000" cy="3333750"/>
+                    </a:xfrm>
+                    <a:prstGeom prst="rect">
+                      <a:avLst/>
+                    </a:prstGeom>
+                    <a:noFill/>
+                    <a:ln w="9525">
+                      <a:noFill/>
+                      <a:headEnd/>
+                      <a:tailEnd/>
+                    </a:ln>
+                  </pic:spPr>
+                </pic:pic>
+              </a:graphicData>
+            </a:graphic>
+          </wp:inline>
+        </w:drawing>
+      </w:r>
+    </w:p>
+    <w:p>
+      <w:pPr>
+        <w:pStyle w:val="ImageCaption"/>
+      </w:pPr>
+      <w:r>
+        <w:rPr>
+          <w:rFonts w:hint="eastAsia"/>
+        </w:rPr>
+        <w:t xml:space="preserve">OTA版本派送</w:t>
+      </w:r>
+    </w:p>
+    <w:bookmarkEnd w:id="31"/>
+    <w:bookmarkStart w:id="35" w:name="集中式後台---硬體監控中心"/>
     <w:p>
       <w:pPr>
         <w:pStyle w:val="Heading3"/>
       </w:pPr>
       <w:r>
-        <w:t xml:space="preserve">5.2 </w:t>
+        <w:t xml:space="preserve">5.3 </w:t>
       </w:r>
       <w:r>
         <w:rPr>
@@ -3172,298 +2560,75 @@
         <w:rPr>
           <w:rFonts w:hint="eastAsia"/>
         </w:rPr>
-        <w:t xml:space="preserve">硬體監控</w:t>
-      </w:r>
-    </w:p>
-    <w:p>
-      <w:pPr>
-        <w:pStyle w:val="SourceCode"/>
-      </w:pPr>
-      <w:r>
-        <w:rPr>
-          <w:rStyle w:val="VerbatimChar"/>
-        </w:rPr>
-        <w:t xml:space="preserve">+======================================================================+</w:t>
-      </w:r>
-      <w:r>
-        <w:br/>
-      </w:r>
-      <w:r>
-        <w:rPr>
-          <w:rStyle w:val="VerbatimChar"/>
-        </w:rPr>
-        <w:t xml:space="preserve">|                    </w:t>
-      </w:r>
-      <w:r>
-        <w:rPr>
-          <w:rStyle w:val="VerbatimChar"/>
-          <w:rFonts w:hint="eastAsia"/>
-        </w:rPr>
         <w:t xml:space="preserve">硬體監控中心</w:t>
       </w:r>
-      <w:r>
-        <w:rPr>
-          <w:rStyle w:val="VerbatimChar"/>
-        </w:rPr>
-        <w:t xml:space="preserve">                                      |</w:t>
-      </w:r>
-      <w:r>
-        <w:br/>
-      </w:r>
-      <w:r>
-        <w:rPr>
-          <w:rStyle w:val="VerbatimChar"/>
-        </w:rPr>
-        <w:t xml:space="preserve">+======================================================================+</w:t>
-      </w:r>
-      <w:r>
-        <w:br/>
-      </w:r>
-      <w:r>
-        <w:rPr>
-          <w:rStyle w:val="VerbatimChar"/>
-        </w:rPr>
-        <w:t xml:space="preserve">|                                                                      |</w:t>
-      </w:r>
-      <w:r>
-        <w:br/>
-      </w:r>
-      <w:r>
-        <w:rPr>
-          <w:rStyle w:val="VerbatimChar"/>
-        </w:rPr>
-        <w:t xml:space="preserve">|  ████ </w:t>
-      </w:r>
-      <w:r>
-        <w:rPr>
-          <w:rStyle w:val="VerbatimChar"/>
-          <w:rFonts w:hint="eastAsia"/>
-        </w:rPr>
-        <w:t xml:space="preserve">設備健康度監控</w:t>
-      </w:r>
-      <w:r>
-        <w:rPr>
-          <w:rStyle w:val="VerbatimChar"/>
-        </w:rPr>
-        <w:t xml:space="preserve"> ████                                           |</w:t>
-      </w:r>
-      <w:r>
-        <w:br/>
-      </w:r>
-      <w:r>
-        <w:rPr>
-          <w:rStyle w:val="VerbatimChar"/>
-        </w:rPr>
-        <w:t xml:space="preserve">|                                                                      |</w:t>
-      </w:r>
-      <w:r>
-        <w:br/>
-      </w:r>
-      <w:r>
-        <w:rPr>
-          <w:rStyle w:val="VerbatimChar"/>
-        </w:rPr>
-        <w:t xml:space="preserve">|  +----------------------------------------------------------------+  |</w:t>
-      </w:r>
-      <w:r>
-        <w:br/>
-      </w:r>
-      <w:r>
-        <w:rPr>
-          <w:rStyle w:val="VerbatimChar"/>
-        </w:rPr>
-        <w:t xml:space="preserve">|  | </w:t>
-      </w:r>
-      <w:r>
-        <w:rPr>
-          <w:rStyle w:val="VerbatimChar"/>
-          <w:rFonts w:hint="eastAsia"/>
-        </w:rPr>
-        <w:t xml:space="preserve">機台編號</w:t>
-      </w:r>
-      <w:r>
-        <w:rPr>
-          <w:rStyle w:val="VerbatimChar"/>
-        </w:rPr>
-        <w:t xml:space="preserve"> | CPU   | RAM   | </w:t>
-      </w:r>
-      <w:r>
-        <w:rPr>
-          <w:rStyle w:val="VerbatimChar"/>
-          <w:rFonts w:hint="eastAsia"/>
-        </w:rPr>
-        <w:t xml:space="preserve">網路延遲</w:t>
-      </w:r>
-      <w:r>
-        <w:rPr>
-          <w:rStyle w:val="VerbatimChar"/>
-        </w:rPr>
-        <w:t xml:space="preserve"> | </w:t>
-      </w:r>
-      <w:r>
-        <w:rPr>
-          <w:rStyle w:val="VerbatimChar"/>
-          <w:rFonts w:hint="eastAsia"/>
-        </w:rPr>
-        <w:t xml:space="preserve">狀態</w:t>
-      </w:r>
-      <w:r>
-        <w:rPr>
-          <w:rStyle w:val="VerbatimChar"/>
-        </w:rPr>
-        <w:t xml:space="preserve"> | </w:t>
-      </w:r>
-      <w:r>
-        <w:rPr>
-          <w:rStyle w:val="VerbatimChar"/>
-          <w:rFonts w:hint="eastAsia"/>
-        </w:rPr>
-        <w:t xml:space="preserve">最後更新</w:t>
-      </w:r>
-      <w:r>
-        <w:rPr>
-          <w:rStyle w:val="VerbatimChar"/>
-        </w:rPr>
-        <w:t xml:space="preserve">          |  |</w:t>
-      </w:r>
-      <w:r>
-        <w:br/>
-      </w:r>
-      <w:r>
-        <w:rPr>
-          <w:rStyle w:val="VerbatimChar"/>
-        </w:rPr>
-        <w:t xml:space="preserve">|  |----------|--------|--------|----------|------|-------------------|  |</w:t>
-      </w:r>
-      <w:r>
-        <w:br/>
-      </w:r>
-      <w:r>
-        <w:rPr>
-          <w:rStyle w:val="VerbatimChar"/>
-        </w:rPr>
-        <w:t xml:space="preserve">|  | A-01     | 45%   | 2.1GB | 12ms     | 🟢   | 2026/02/25 14:30 |  |</w:t>
-      </w:r>
-      <w:r>
-        <w:br/>
-      </w:r>
-      <w:r>
-        <w:rPr>
-          <w:rStyle w:val="VerbatimChar"/>
-        </w:rPr>
-        <w:t xml:space="preserve">|  | A-02     | 78%   | 3.8GB | 45ms     | 🟡   | 2026/02/25 14:30 |  |</w:t>
-      </w:r>
-      <w:r>
-        <w:br/>
-      </w:r>
-      <w:r>
-        <w:rPr>
-          <w:rStyle w:val="VerbatimChar"/>
-        </w:rPr>
-        <w:t xml:space="preserve">|  | A-03     | 92%   | 7.2GB | 120ms    | 🔴   | 2026/02/25 14:29 |  |</w:t>
-      </w:r>
-      <w:r>
-        <w:br/>
-      </w:r>
-      <w:r>
-        <w:rPr>
-          <w:rStyle w:val="VerbatimChar"/>
-        </w:rPr>
-        <w:t xml:space="preserve">|  +----------------------------------------------------------------+  |</w:t>
-      </w:r>
-      <w:r>
-        <w:br/>
-      </w:r>
-      <w:r>
-        <w:rPr>
-          <w:rStyle w:val="VerbatimChar"/>
-        </w:rPr>
-        <w:t xml:space="preserve">|                                                                      |</w:t>
-      </w:r>
-      <w:r>
-        <w:br/>
-      </w:r>
-      <w:r>
-        <w:rPr>
-          <w:rStyle w:val="VerbatimChar"/>
-        </w:rPr>
-        <w:t xml:space="preserve">|  </w:t>
-      </w:r>
-      <w:r>
-        <w:rPr>
-          <w:rStyle w:val="VerbatimChar"/>
-          <w:rFonts w:hint="eastAsia"/>
-        </w:rPr>
-        <w:t xml:space="preserve">告警規則:</w:t>
-      </w:r>
-      <w:r>
-        <w:rPr>
-          <w:rStyle w:val="VerbatimChar"/>
-        </w:rPr>
-        <w:t xml:space="preserve">                                                           |</w:t>
-      </w:r>
-      <w:r>
-        <w:br/>
-      </w:r>
-      <w:r>
-        <w:rPr>
-          <w:rStyle w:val="VerbatimChar"/>
-        </w:rPr>
-        <w:t xml:space="preserve">|  [CPU &gt; 80% ] [RAM &gt; 6GB ] </w:t>
-      </w:r>
-      <w:r>
-        <w:rPr>
-          <w:rStyle w:val="VerbatimChar"/>
-          <w:rFonts w:hint="eastAsia"/>
-        </w:rPr>
-        <w:t xml:space="preserve">[延遲</w:t>
-      </w:r>
-      <w:r>
-        <w:rPr>
-          <w:rStyle w:val="VerbatimChar"/>
-        </w:rPr>
-        <w:t xml:space="preserve"> &gt; 100ms ]      </w:t>
-      </w:r>
-      <w:r>
-        <w:rPr>
-          <w:rStyle w:val="VerbatimChar"/>
-          <w:rFonts w:hint="eastAsia"/>
-        </w:rPr>
-        <w:t xml:space="preserve">[設定告警]</w:t>
-      </w:r>
-      <w:r>
-        <w:rPr>
-          <w:rStyle w:val="VerbatimChar"/>
-        </w:rPr>
-        <w:t xml:space="preserve">         |</w:t>
-      </w:r>
-      <w:r>
-        <w:br/>
-      </w:r>
-      <w:r>
-        <w:rPr>
-          <w:rStyle w:val="VerbatimChar"/>
-        </w:rPr>
-        <w:t xml:space="preserve">|                                                                      |</w:t>
-      </w:r>
-      <w:r>
-        <w:br/>
-      </w:r>
-      <w:r>
-        <w:rPr>
-          <w:rStyle w:val="VerbatimChar"/>
-        </w:rPr>
-        <w:t xml:space="preserve">+======================================================================+</w:t>
-      </w:r>
-    </w:p>
-    <w:bookmarkEnd w:id="26"/>
-    <w:bookmarkStart w:id="27" w:name="集中式後台---錯帳對帳"/>
+    </w:p>
+    <w:p>
+      <w:pPr>
+        <w:pStyle w:val="CaptionedFigure"/>
+      </w:pPr>
+      <w:r>
+        <w:drawing>
+          <wp:inline>
+            <wp:extent cx="5334000" cy="3333750"/>
+            <wp:effectExtent b="0" l="0" r="0" t="0"/>
+            <wp:docPr descr="硬體監控系統" title="" id="33" name="Picture"/>
+            <a:graphic>
+              <a:graphicData uri="http://schemas.openxmlformats.org/drawingml/2006/picture">
+                <pic:pic>
+                  <pic:nvPicPr>
+                    <pic:cNvPr descr="../assets/mockup_flg_monitor.png" id="34" name="Picture"/>
+                    <pic:cNvPicPr>
+                      <a:picLocks noChangeArrowheads="1" noChangeAspect="1"/>
+                    </pic:cNvPicPr>
+                  </pic:nvPicPr>
+                  <pic:blipFill>
+                    <a:blip r:embed="rId32"/>
+                    <a:stretch>
+                      <a:fillRect/>
+                    </a:stretch>
+                  </pic:blipFill>
+                  <pic:spPr bwMode="auto">
+                    <a:xfrm>
+                      <a:off x="0" y="0"/>
+                      <a:ext cx="5334000" cy="3333750"/>
+                    </a:xfrm>
+                    <a:prstGeom prst="rect">
+                      <a:avLst/>
+                    </a:prstGeom>
+                    <a:noFill/>
+                    <a:ln w="9525">
+                      <a:noFill/>
+                      <a:headEnd/>
+                      <a:tailEnd/>
+                    </a:ln>
+                  </pic:spPr>
+                </pic:pic>
+              </a:graphicData>
+            </a:graphic>
+          </wp:inline>
+        </w:drawing>
+      </w:r>
+    </w:p>
+    <w:p>
+      <w:pPr>
+        <w:pStyle w:val="ImageCaption"/>
+      </w:pPr>
+      <w:r>
+        <w:rPr>
+          <w:rFonts w:hint="eastAsia"/>
+        </w:rPr>
+        <w:t xml:space="preserve">硬體監控系統</w:t>
+      </w:r>
+    </w:p>
+    <w:bookmarkEnd w:id="35"/>
+    <w:bookmarkStart w:id="39" w:name="集中式後台---對帳與爭議處理"/>
     <w:p>
       <w:pPr>
         <w:pStyle w:val="Heading3"/>
       </w:pPr>
       <w:r>
-        <w:t xml:space="preserve">5.3 </w:t>
+        <w:t xml:space="preserve">5.4 </w:t>
       </w:r>
       <w:r>
         <w:rPr>
@@ -3478,470 +2643,65 @@
         <w:rPr>
           <w:rFonts w:hint="eastAsia"/>
         </w:rPr>
-        <w:t xml:space="preserve">錯帳對帳</w:t>
-      </w:r>
-    </w:p>
-    <w:p>
-      <w:pPr>
-        <w:pStyle w:val="SourceCode"/>
-      </w:pPr>
-      <w:r>
-        <w:rPr>
-          <w:rStyle w:val="VerbatimChar"/>
-        </w:rPr>
-        <w:t xml:space="preserve">+======================================================================+</w:t>
-      </w:r>
-      <w:r>
-        <w:br/>
-      </w:r>
-      <w:r>
-        <w:rPr>
-          <w:rStyle w:val="VerbatimChar"/>
-        </w:rPr>
-        <w:t xml:space="preserve">|                    </w:t>
-      </w:r>
-      <w:r>
-        <w:rPr>
-          <w:rStyle w:val="VerbatimChar"/>
-          <w:rFonts w:hint="eastAsia"/>
-        </w:rPr>
-        <w:t xml:space="preserve">錯帳與爭議帳單管理</w:t>
-      </w:r>
-      <w:r>
-        <w:rPr>
-          <w:rStyle w:val="VerbatimChar"/>
-        </w:rPr>
-        <w:t xml:space="preserve">                                |</w:t>
-      </w:r>
-      <w:r>
-        <w:br/>
-      </w:r>
-      <w:r>
-        <w:rPr>
-          <w:rStyle w:val="VerbatimChar"/>
-        </w:rPr>
-        <w:t xml:space="preserve">+======================================================================+</w:t>
-      </w:r>
-      <w:r>
-        <w:br/>
-      </w:r>
-      <w:r>
-        <w:rPr>
-          <w:rStyle w:val="VerbatimChar"/>
-        </w:rPr>
-        <w:t xml:space="preserve">|                                                                      |</w:t>
-      </w:r>
-      <w:r>
-        <w:br/>
-      </w:r>
-      <w:r>
-        <w:rPr>
-          <w:rStyle w:val="VerbatimChar"/>
-        </w:rPr>
-        <w:t xml:space="preserve">|  ████ </w:t>
-      </w:r>
-      <w:r>
-        <w:rPr>
-          <w:rStyle w:val="VerbatimChar"/>
-          <w:rFonts w:hint="eastAsia"/>
-        </w:rPr>
-        <w:t xml:space="preserve">爭議款追蹤專區</w:t>
-      </w:r>
-      <w:r>
-        <w:rPr>
-          <w:rStyle w:val="VerbatimChar"/>
-        </w:rPr>
-        <w:t xml:space="preserve"> ████                                          |</w:t>
-      </w:r>
-      <w:r>
-        <w:br/>
-      </w:r>
-      <w:r>
-        <w:rPr>
-          <w:rStyle w:val="VerbatimChar"/>
-        </w:rPr>
-        <w:t xml:space="preserve">|                                                                      |</w:t>
-      </w:r>
-      <w:r>
-        <w:br/>
-      </w:r>
-      <w:r>
-        <w:rPr>
-          <w:rStyle w:val="VerbatimChar"/>
-        </w:rPr>
-        <w:t xml:space="preserve">|  +----------------------------------------------------------------+  |</w:t>
-      </w:r>
-      <w:r>
-        <w:br/>
-      </w:r>
-      <w:r>
-        <w:rPr>
-          <w:rStyle w:val="VerbatimChar"/>
-        </w:rPr>
-        <w:t xml:space="preserve">|  | # | </w:t>
-      </w:r>
-      <w:r>
-        <w:rPr>
-          <w:rStyle w:val="VerbatimChar"/>
-          <w:rFonts w:hint="eastAsia"/>
-        </w:rPr>
-        <w:t xml:space="preserve">機台</w:t>
-      </w:r>
-      <w:r>
-        <w:rPr>
-          <w:rStyle w:val="VerbatimChar"/>
-        </w:rPr>
-        <w:t xml:space="preserve"> | </w:t>
-      </w:r>
-      <w:r>
-        <w:rPr>
-          <w:rStyle w:val="VerbatimChar"/>
-          <w:rFonts w:hint="eastAsia"/>
-        </w:rPr>
-        <w:t xml:space="preserve">金額</w:t>
-      </w:r>
-      <w:r>
-        <w:rPr>
-          <w:rStyle w:val="VerbatimChar"/>
-        </w:rPr>
-        <w:t xml:space="preserve"> | </w:t>
-      </w:r>
-      <w:r>
-        <w:rPr>
-          <w:rStyle w:val="VerbatimChar"/>
-          <w:rFonts w:hint="eastAsia"/>
-        </w:rPr>
-        <w:t xml:space="preserve">原因</w:t>
-      </w:r>
-      <w:r>
-        <w:rPr>
-          <w:rStyle w:val="VerbatimChar"/>
-        </w:rPr>
-        <w:t xml:space="preserve"> | </w:t>
-      </w:r>
-      <w:r>
-        <w:rPr>
-          <w:rStyle w:val="VerbatimChar"/>
-          <w:rFonts w:hint="eastAsia"/>
-        </w:rPr>
-        <w:t xml:space="preserve">狀態</w:t>
-      </w:r>
-      <w:r>
-        <w:rPr>
-          <w:rStyle w:val="VerbatimChar"/>
-        </w:rPr>
-        <w:t xml:space="preserve"> | </w:t>
-      </w:r>
-      <w:r>
-        <w:rPr>
-          <w:rStyle w:val="VerbatimChar"/>
-          <w:rFonts w:hint="eastAsia"/>
-        </w:rPr>
-        <w:t xml:space="preserve">建立時間</w:t>
-      </w:r>
-      <w:r>
-        <w:rPr>
-          <w:rStyle w:val="VerbatimChar"/>
-        </w:rPr>
-        <w:t xml:space="preserve"> | </w:t>
-      </w:r>
-      <w:r>
-        <w:rPr>
-          <w:rStyle w:val="VerbatimChar"/>
-          <w:rFonts w:hint="eastAsia"/>
-        </w:rPr>
-        <w:t xml:space="preserve">操作</w:t>
-      </w:r>
-      <w:r>
-        <w:rPr>
-          <w:rStyle w:val="VerbatimChar"/>
-        </w:rPr>
-        <w:t xml:space="preserve">                |  |</w:t>
-      </w:r>
-      <w:r>
-        <w:br/>
-      </w:r>
-      <w:r>
-        <w:rPr>
-          <w:rStyle w:val="VerbatimChar"/>
-        </w:rPr>
-        <w:t xml:space="preserve">|  |---|------|------|------|------|----------|---------------------|  |</w:t>
-      </w:r>
-      <w:r>
-        <w:br/>
-      </w:r>
-      <w:r>
-        <w:rPr>
-          <w:rStyle w:val="VerbatimChar"/>
-        </w:rPr>
-        <w:t xml:space="preserve">|  | 1 | A-01 | $500 | </w:t>
-      </w:r>
-      <w:r>
-        <w:rPr>
-          <w:rStyle w:val="VerbatimChar"/>
-          <w:rFonts w:hint="eastAsia"/>
-        </w:rPr>
-        <w:t xml:space="preserve">網路中斷</w:t>
-      </w:r>
-      <w:r>
-        <w:rPr>
-          <w:rStyle w:val="VerbatimChar"/>
-        </w:rPr>
-        <w:t xml:space="preserve"> | </w:t>
-      </w:r>
-      <w:r>
-        <w:rPr>
-          <w:rStyle w:val="VerbatimChar"/>
-          <w:rFonts w:hint="eastAsia"/>
-        </w:rPr>
-        <w:t xml:space="preserve">待處理</w:t>
-      </w:r>
-      <w:r>
-        <w:rPr>
-          <w:rStyle w:val="VerbatimChar"/>
-        </w:rPr>
-        <w:t xml:space="preserve"> | 14:25   | </w:t>
-      </w:r>
-      <w:r>
-        <w:rPr>
-          <w:rStyle w:val="VerbatimChar"/>
-          <w:rFonts w:hint="eastAsia"/>
-        </w:rPr>
-        <w:t xml:space="preserve">[處理]</w:t>
-      </w:r>
-      <w:r>
-        <w:rPr>
-          <w:rStyle w:val="VerbatimChar"/>
-        </w:rPr>
-        <w:t xml:space="preserve"> </w:t>
-      </w:r>
-      <w:r>
-        <w:rPr>
-          <w:rStyle w:val="VerbatimChar"/>
-          <w:rFonts w:hint="eastAsia"/>
-        </w:rPr>
-        <w:t xml:space="preserve">[沖銷]</w:t>
-      </w:r>
-      <w:r>
-        <w:rPr>
-          <w:rStyle w:val="VerbatimChar"/>
-        </w:rPr>
-        <w:t xml:space="preserve">    |  |</w:t>
-      </w:r>
-      <w:r>
-        <w:br/>
-      </w:r>
-      <w:r>
-        <w:rPr>
-          <w:rStyle w:val="VerbatimChar"/>
-        </w:rPr>
-        <w:t xml:space="preserve">|  | 2 | A-03 | $200 | </w:t>
-      </w:r>
-      <w:r>
-        <w:rPr>
-          <w:rStyle w:val="VerbatimChar"/>
-          <w:rFonts w:hint="eastAsia"/>
-        </w:rPr>
-        <w:t xml:space="preserve">玩家客訴</w:t>
-      </w:r>
-      <w:r>
-        <w:rPr>
-          <w:rStyle w:val="VerbatimChar"/>
-        </w:rPr>
-        <w:t xml:space="preserve"> | </w:t>
-      </w:r>
-      <w:r>
-        <w:rPr>
-          <w:rStyle w:val="VerbatimChar"/>
-          <w:rFonts w:hint="eastAsia"/>
-        </w:rPr>
-        <w:t xml:space="preserve">處理中</w:t>
-      </w:r>
-      <w:r>
-        <w:rPr>
-          <w:rStyle w:val="VerbatimChar"/>
-        </w:rPr>
-        <w:t xml:space="preserve"> | 13:20   | </w:t>
-      </w:r>
-      <w:r>
-        <w:rPr>
-          <w:rStyle w:val="VerbatimChar"/>
-          <w:rFonts w:hint="eastAsia"/>
-        </w:rPr>
-        <w:t xml:space="preserve">[查看]</w:t>
-      </w:r>
-      <w:r>
-        <w:rPr>
-          <w:rStyle w:val="VerbatimChar"/>
-        </w:rPr>
-        <w:t xml:space="preserve">          |  |</w:t>
-      </w:r>
-      <w:r>
-        <w:br/>
-      </w:r>
-      <w:r>
-        <w:rPr>
-          <w:rStyle w:val="VerbatimChar"/>
-        </w:rPr>
-        <w:t xml:space="preserve">|  | 3 | A-05 | $100 | </w:t>
-      </w:r>
-      <w:r>
-        <w:rPr>
-          <w:rStyle w:val="VerbatimChar"/>
-          <w:rFonts w:hint="eastAsia"/>
-        </w:rPr>
-        <w:t xml:space="preserve">已解決</w:t>
-      </w:r>
-      <w:r>
-        <w:rPr>
-          <w:rStyle w:val="VerbatimChar"/>
-        </w:rPr>
-        <w:t xml:space="preserve"> | </w:t>
-      </w:r>
-      <w:r>
-        <w:rPr>
-          <w:rStyle w:val="VerbatimChar"/>
-          <w:rFonts w:hint="eastAsia"/>
-        </w:rPr>
-        <w:t xml:space="preserve">完成</w:t>
-      </w:r>
-      <w:r>
-        <w:rPr>
-          <w:rStyle w:val="VerbatimChar"/>
-        </w:rPr>
-        <w:t xml:space="preserve">   | 11:00   | </w:t>
-      </w:r>
-      <w:r>
-        <w:rPr>
-          <w:rStyle w:val="VerbatimChar"/>
-          <w:rFonts w:hint="eastAsia"/>
-        </w:rPr>
-        <w:t xml:space="preserve">[查看]</w:t>
-      </w:r>
-      <w:r>
-        <w:rPr>
-          <w:rStyle w:val="VerbatimChar"/>
-        </w:rPr>
-        <w:t xml:space="preserve">          |  |</w:t>
-      </w:r>
-      <w:r>
-        <w:br/>
-      </w:r>
-      <w:r>
-        <w:rPr>
-          <w:rStyle w:val="VerbatimChar"/>
-        </w:rPr>
-        <w:t xml:space="preserve">|  +----------------------------------------------------------------+  |</w:t>
-      </w:r>
-      <w:r>
-        <w:br/>
-      </w:r>
-      <w:r>
-        <w:rPr>
-          <w:rStyle w:val="VerbatimChar"/>
-        </w:rPr>
-        <w:t xml:space="preserve">|                                                                      |</w:t>
-      </w:r>
-      <w:r>
-        <w:br/>
-      </w:r>
-      <w:r>
-        <w:rPr>
-          <w:rStyle w:val="VerbatimChar"/>
-        </w:rPr>
-        <w:t xml:space="preserve">|  </w:t>
-      </w:r>
-      <w:r>
-        <w:rPr>
-          <w:rStyle w:val="VerbatimChar"/>
-          <w:rFonts w:hint="eastAsia"/>
-        </w:rPr>
-        <w:t xml:space="preserve">沖銷憑證產生:</w:t>
-      </w:r>
-      <w:r>
-        <w:rPr>
-          <w:rStyle w:val="VerbatimChar"/>
-        </w:rPr>
-        <w:t xml:space="preserve">                                                       |</w:t>
-      </w:r>
-      <w:r>
-        <w:br/>
-      </w:r>
-      <w:r>
-        <w:rPr>
-          <w:rStyle w:val="VerbatimChar"/>
-        </w:rPr>
-        <w:t xml:space="preserve">|  </w:t>
-      </w:r>
-      <w:r>
-        <w:rPr>
-          <w:rStyle w:val="VerbatimChar"/>
-          <w:rFonts w:hint="eastAsia"/>
-        </w:rPr>
-        <w:t xml:space="preserve">[選擇帳單]</w:t>
-      </w:r>
-      <w:r>
-        <w:rPr>
-          <w:rStyle w:val="VerbatimChar"/>
-        </w:rPr>
-        <w:t xml:space="preserve"> </w:t>
-      </w:r>
-      <w:r>
-        <w:rPr>
-          <w:rStyle w:val="VerbatimChar"/>
-          <w:rFonts w:hint="eastAsia"/>
-        </w:rPr>
-        <w:t xml:space="preserve">[輸入沖銷金額]</w:t>
-      </w:r>
-      <w:r>
-        <w:rPr>
-          <w:rStyle w:val="VerbatimChar"/>
-        </w:rPr>
-        <w:t xml:space="preserve"> </w:t>
-      </w:r>
-      <w:r>
-        <w:rPr>
-          <w:rStyle w:val="VerbatimChar"/>
-          <w:rFonts w:hint="eastAsia"/>
-        </w:rPr>
-        <w:t xml:space="preserve">[原因]</w:t>
-      </w:r>
-      <w:r>
-        <w:rPr>
-          <w:rStyle w:val="VerbatimChar"/>
-        </w:rPr>
-        <w:t xml:space="preserve"> </w:t>
-      </w:r>
-      <w:r>
-        <w:rPr>
-          <w:rStyle w:val="VerbatimChar"/>
-          <w:rFonts w:hint="eastAsia"/>
-        </w:rPr>
-        <w:t xml:space="preserve">[產生憑證]</w:t>
-      </w:r>
-      <w:r>
-        <w:rPr>
-          <w:rStyle w:val="VerbatimChar"/>
-        </w:rPr>
-        <w:t xml:space="preserve">                        |</w:t>
-      </w:r>
-      <w:r>
-        <w:br/>
-      </w:r>
-      <w:r>
-        <w:rPr>
-          <w:rStyle w:val="VerbatimChar"/>
-        </w:rPr>
-        <w:t xml:space="preserve">|                                                                      |</w:t>
-      </w:r>
-      <w:r>
-        <w:br/>
-      </w:r>
-      <w:r>
-        <w:rPr>
-          <w:rStyle w:val="VerbatimChar"/>
-        </w:rPr>
-        <w:t xml:space="preserve">+======================================================================+</w:t>
+        <w:t xml:space="preserve">對帳與爭議處理</w:t>
+      </w:r>
+    </w:p>
+    <w:p>
+      <w:pPr>
+        <w:pStyle w:val="CaptionedFigure"/>
+      </w:pPr>
+      <w:r>
+        <w:drawing>
+          <wp:inline>
+            <wp:extent cx="5334000" cy="3333750"/>
+            <wp:effectExtent b="0" l="0" r="0" t="0"/>
+            <wp:docPr descr="對帳爭議處理" title="" id="37" name="Picture"/>
+            <a:graphic>
+              <a:graphicData uri="http://schemas.openxmlformats.org/drawingml/2006/picture">
+                <pic:pic>
+                  <pic:nvPicPr>
+                    <pic:cNvPr descr="../assets/mockup_flg_reconciliation.png" id="38" name="Picture"/>
+                    <pic:cNvPicPr>
+                      <a:picLocks noChangeArrowheads="1" noChangeAspect="1"/>
+                    </pic:cNvPicPr>
+                  </pic:nvPicPr>
+                  <pic:blipFill>
+                    <a:blip r:embed="rId36"/>
+                    <a:stretch>
+                      <a:fillRect/>
+                    </a:stretch>
+                  </pic:blipFill>
+                  <pic:spPr bwMode="auto">
+                    <a:xfrm>
+                      <a:off x="0" y="0"/>
+                      <a:ext cx="5334000" cy="3333750"/>
+                    </a:xfrm>
+                    <a:prstGeom prst="rect">
+                      <a:avLst/>
+                    </a:prstGeom>
+                    <a:noFill/>
+                    <a:ln w="9525">
+                      <a:noFill/>
+                      <a:headEnd/>
+                      <a:tailEnd/>
+                    </a:ln>
+                  </pic:spPr>
+                </pic:pic>
+              </a:graphicData>
+            </a:graphic>
+          </wp:inline>
+        </w:drawing>
+      </w:r>
+    </w:p>
+    <w:p>
+      <w:pPr>
+        <w:pStyle w:val="ImageCaption"/>
+      </w:pPr>
+      <w:r>
+        <w:rPr>
+          <w:rFonts w:hint="eastAsia"/>
+        </w:rPr>
+        <w:t xml:space="preserve">對帳爭議處理</w:t>
       </w:r>
     </w:p>
     <w:p>
@@ -3951,9 +2711,9 @@
         </w:pict>
       </w:r>
     </w:p>
-    <w:bookmarkEnd w:id="27"/>
-    <w:bookmarkEnd w:id="28"/>
-    <w:bookmarkStart w:id="31" w:name="詳細操作流程與usecase"/>
+    <w:bookmarkEnd w:id="39"/>
+    <w:bookmarkEnd w:id="40"/>
+    <w:bookmarkStart w:id="43" w:name="詳細操作流程與usecase"/>
     <w:p>
       <w:pPr>
         <w:pStyle w:val="Heading2"/>
@@ -3968,7 +2728,7 @@
         <w:t xml:space="preserve">詳細操作流程與UseCase</w:t>
       </w:r>
     </w:p>
-    <w:bookmarkStart w:id="29" w:name="use-case-1-ota-遠端更新"/>
+    <w:bookmarkStart w:id="41" w:name="use-case-1-ota-遠端更新"/>
     <w:p>
       <w:pPr>
         <w:pStyle w:val="Heading3"/>
@@ -4163,8 +2923,8 @@
         </w:pict>
       </w:r>
     </w:p>
-    <w:bookmarkEnd w:id="29"/>
-    <w:bookmarkStart w:id="30" w:name="use-case-2-錯帳沖銷處理"/>
+    <w:bookmarkEnd w:id="41"/>
+    <w:bookmarkStart w:id="42" w:name="use-case-2-錯帳沖銷處理"/>
     <w:p>
       <w:pPr>
         <w:pStyle w:val="Heading3"/>
@@ -4320,9 +3080,9 @@
         </w:pict>
       </w:r>
     </w:p>
-    <w:bookmarkEnd w:id="30"/>
-    <w:bookmarkEnd w:id="31"/>
-    <w:bookmarkStart w:id="34" w:name="共用元件規範"/>
+    <w:bookmarkEnd w:id="42"/>
+    <w:bookmarkEnd w:id="43"/>
+    <w:bookmarkStart w:id="46" w:name="共用元件規範"/>
     <w:p>
       <w:pPr>
         <w:pStyle w:val="Heading2"/>
@@ -4337,7 +3097,7 @@
         <w:t xml:space="preserve">共用元件規範</w:t>
       </w:r>
     </w:p>
-    <w:bookmarkStart w:id="32" w:name="按鈕元件"/>
+    <w:bookmarkStart w:id="44" w:name="按鈕元件"/>
     <w:p>
       <w:pPr>
         <w:pStyle w:val="Heading3"/>
@@ -4575,8 +3335,8 @@
         </w:tc>
       </w:tr>
     </w:tbl>
-    <w:bookmarkEnd w:id="32"/>
-    <w:bookmarkStart w:id="33" w:name="監控元件"/>
+    <w:bookmarkEnd w:id="44"/>
+    <w:bookmarkStart w:id="45" w:name="監控元件"/>
     <w:p>
       <w:pPr>
         <w:pStyle w:val="Heading3"/>
@@ -4643,9 +3403,9 @@
         </w:pict>
       </w:r>
     </w:p>
-    <w:bookmarkEnd w:id="33"/>
-    <w:bookmarkEnd w:id="34"/>
-    <w:bookmarkStart w:id="37" w:name="路由結構"/>
+    <w:bookmarkEnd w:id="45"/>
+    <w:bookmarkEnd w:id="46"/>
+    <w:bookmarkStart w:id="49" w:name="路由結構"/>
     <w:p>
       <w:pPr>
         <w:pStyle w:val="Heading2"/>
@@ -4660,7 +3420,7 @@
         <w:t xml:space="preserve">路由結構</w:t>
       </w:r>
     </w:p>
-    <w:bookmarkStart w:id="35" w:name="集中式後台路由"/>
+    <w:bookmarkStart w:id="47" w:name="集中式後台路由"/>
     <w:p>
       <w:pPr>
         <w:pStyle w:val="Heading3"/>
@@ -5232,8 +3992,8 @@
         </w:tc>
       </w:tr>
     </w:tbl>
-    <w:bookmarkEnd w:id="35"/>
-    <w:bookmarkStart w:id="36" w:name="單機本地後台路由"/>
+    <w:bookmarkEnd w:id="47"/>
+    <w:bookmarkStart w:id="48" w:name="單機本地後台路由"/>
     <w:p>
       <w:pPr>
         <w:pStyle w:val="Heading3"/>
@@ -5648,9 +4408,9 @@
         </w:pict>
       </w:r>
     </w:p>
-    <w:bookmarkEnd w:id="36"/>
-    <w:bookmarkEnd w:id="37"/>
-    <w:bookmarkStart w:id="40" w:name="響應式設計規範"/>
+    <w:bookmarkEnd w:id="48"/>
+    <w:bookmarkEnd w:id="49"/>
+    <w:bookmarkStart w:id="52" w:name="響應式設計規範"/>
     <w:p>
       <w:pPr>
         <w:pStyle w:val="Heading2"/>
@@ -5665,7 +4425,7 @@
         <w:t xml:space="preserve">響應式設計規範</w:t>
       </w:r>
     </w:p>
-    <w:bookmarkStart w:id="38" w:name="斷點設計"/>
+    <w:bookmarkStart w:id="50" w:name="斷點設計"/>
     <w:p>
       <w:pPr>
         <w:pStyle w:val="Heading3"/>
@@ -5853,8 +4613,8 @@
         </w:tc>
       </w:tr>
     </w:tbl>
-    <w:bookmarkEnd w:id="38"/>
-    <w:bookmarkStart w:id="39" w:name="觸控優化"/>
+    <w:bookmarkEnd w:id="50"/>
+    <w:bookmarkStart w:id="51" w:name="觸控優化"/>
     <w:p>
       <w:pPr>
         <w:pStyle w:val="Heading3"/>
@@ -5924,9 +4684,9 @@
         </w:pict>
       </w:r>
     </w:p>
-    <w:bookmarkEnd w:id="39"/>
-    <w:bookmarkEnd w:id="40"/>
-    <w:bookmarkStart w:id="43" w:name="附錄"/>
+    <w:bookmarkEnd w:id="51"/>
+    <w:bookmarkEnd w:id="52"/>
+    <w:bookmarkStart w:id="55" w:name="附錄"/>
     <w:p>
       <w:pPr>
         <w:pStyle w:val="Heading2"/>
@@ -5941,7 +4701,7 @@
         <w:t xml:space="preserve">附錄</w:t>
       </w:r>
     </w:p>
-    <w:bookmarkStart w:id="41" w:name="術語表"/>
+    <w:bookmarkStart w:id="53" w:name="術語表"/>
     <w:p>
       <w:pPr>
         <w:pStyle w:val="Heading3"/>
@@ -6135,8 +4895,8 @@
         </w:tc>
       </w:tr>
     </w:tbl>
-    <w:bookmarkEnd w:id="41"/>
-    <w:bookmarkStart w:id="42" w:name="版本歷史"/>
+    <w:bookmarkEnd w:id="53"/>
+    <w:bookmarkStart w:id="54" w:name="版本歷史"/>
     <w:p>
       <w:pPr>
         <w:pStyle w:val="Heading3"/>
@@ -6275,9 +5035,9 @@
         </w:tc>
       </w:tr>
     </w:tbl>
-    <w:bookmarkEnd w:id="42"/>
-    <w:bookmarkEnd w:id="43"/>
-    <w:bookmarkEnd w:id="44"/>
+    <w:bookmarkEnd w:id="54"/>
+    <w:bookmarkEnd w:id="55"/>
+    <w:bookmarkEnd w:id="56"/>
     <w:sectPr>
       <w:footnotePr>
         <w:numRestart w:val="eachSect"/>
